--- a/a7/packages/A7 Unit 4 - Solving Problems with Rational Numbers/Lesson Plans/A7 4.05  Lesson Plan.docx
+++ b/a7/packages/A7 Unit 4 - Solving Problems with Rational Numbers/Lesson Plans/A7 4.05  Lesson Plan.docx
@@ -4604,7 +4604,7 @@
                 <w:color w:val="1A1A1A"/>
                 <w:sz w:val="18"/>
               </w:rPr>
-              <w:t xml:space="preserve"> [8.NSO.1.3: a negative exponent is a reciprocal]; −1/25 — the exponent's sign made the value's sign [B1G-M 8.NSO.1.3 misconception: −b versus b</w:t>
+              <w:t xml:space="preserve"> [8.NSO.1.3: a negative exponent is a reciprocal]; −1/25 — the exponent's sign made the value's sign [B1G-M 8.NSO.1.3 task: −b vs b</w:t>
             </w:r>
             <w:r>
               <w:rPr>

--- a/a7/packages/A7 Unit 4 - Solving Problems with Rational Numbers/Lesson Plans/A7 4.05  Lesson Plan.docx
+++ b/a7/packages/A7 Unit 4 - Solving Problems with Rational Numbers/Lesson Plans/A7 4.05  Lesson Plan.docx
@@ -5030,7 +5030,7 @@
           <w:color w:val="1A1A1A"/>
           <w:sz w:val="21"/>
         </w:rPr>
-        <w:t xml:space="preserve">  The six-question independent set is worked silently in class; whatever is not finished goes home. IXL, all skills required to a SmartScore of 67, due at the start of the next class: Evaluate radical expressions — D8J.</w:t>
+        <w:t xml:space="preserve">  The six-question independent set is worked silently in class; whatever is not finished goes home. IXL, all skills required to a SmartScore of 67, this skill continues tomorrow: one assignment, due at the start of the class after 4.06: Evaluate radical expressions — D8J.</w:t>
       </w:r>
     </w:p>
     <w:sectPr>

--- a/a7/packages/A7 Unit 4 - Solving Problems with Rational Numbers/Lesson Plans/A7 4.05  Lesson Plan.docx
+++ b/a7/packages/A7 Unit 4 - Solving Problems with Rational Numbers/Lesson Plans/A7 4.05  Lesson Plan.docx
@@ -4412,7 +4412,7 @@
                 <w:color w:val="1A1A1A"/>
                 <w:sz w:val="18"/>
               </w:rPr>
-              <w:t>2/36 — the denominators were added [Grade 5: adding fractions needs a common denominator, and these already have one]; 1/3 — only one of the two radicals was evaluated</w:t>
+              <w:t>2/36 — the roots were never taken, then 1/9 + 1/27 was added top-and-bottom [two errors: the roots, then Grade 5 fraction addition]; 1/3 — only one of the two radicals was evaluated</w:t>
             </w:r>
           </w:p>
         </w:tc>

--- a/a7/packages/A7 Unit 4 - Solving Problems with Rational Numbers/Lesson Plans/A7 4.05  Lesson Plan.docx
+++ b/a7/packages/A7 Unit 4 - Solving Problems with Rational Numbers/Lesson Plans/A7 4.05  Lesson Plan.docx
@@ -563,91 +563,134 @@
         </w:rPr>
       </w:r>
     </w:p>
+    <w:tbl>
+      <w:tblPr>
+        <w:tblLayout w:type="fixed"/>
+        <w:tblLook w:firstColumn="1" w:firstRow="1" w:lastColumn="0" w:lastRow="0" w:noHBand="0" w:noVBand="1" w:val="04A0"/>
+        <w:tblLayout w:type="fixed"/>
+        <w:tblW w:w="9360" w:type="dxa"/>
+      </w:tblPr>
+      <w:tblGrid>
+        <w:gridCol w:w="9360"/>
+      </w:tblGrid>
+      <w:tr>
+        <w:trPr>
+          <w:cantSplit/>
+        </w:trPr>
+        <w:tc>
+          <w:tcPr>
+            <w:tcW w:type="dxa" w:w="9360"/>
+            <w:tcBorders>
+              <w:top w:val="nil"/>
+              <w:left w:val="nil"/>
+              <w:bottom w:val="nil"/>
+              <w:right w:val="nil"/>
+            </w:tcBorders>
+            <w:tcMar>
+              <w:top w:w="0" w:type="dxa"/>
+              <w:left w:w="0" w:type="dxa"/>
+              <w:bottom w:w="0" w:type="dxa"/>
+              <w:right w:w="0" w:type="dxa"/>
+            </w:tcMar>
+          </w:tcPr>
+          <w:p>
+            <w:pPr>
+              <w:keepNext/>
+              <w:spacing w:before="200" w:after="120"/>
+              <w:pBdr>
+                <w:bottom w:val="single" w:sz="8" w:space="2" w:color="1A1A1A"/>
+              </w:pBdr>
+            </w:pPr>
+            <w:r>
+              <w:rPr>
+                <w:b/>
+                <w:i w:val="0"/>
+                <w:color w:val="1A1A1A"/>
+                <w:sz w:val="24"/>
+              </w:rPr>
+              <w:t>2.  Standards</w:t>
+            </w:r>
+          </w:p>
+          <w:p>
+            <w:pPr>
+              <w:spacing w:before="40" w:after="80"/>
+            </w:pPr>
+            <w:r>
+              <w:rPr>
+                <w:b/>
+                <w:i w:val="0"/>
+                <w:color w:val="1A1A1A"/>
+                <w:sz w:val="21"/>
+              </w:rPr>
+              <w:t>MA.8.NSO.1.7</w:t>
+            </w:r>
+            <w:r>
+              <w:rPr>
+                <w:b w:val="0"/>
+                <w:i w:val="0"/>
+                <w:color w:val="1A1A1A"/>
+                <w:sz w:val="21"/>
+              </w:rPr>
+              <w:t xml:space="preserve">  Solve multi-step mathematical and real-world problems involving the order of operations with rational numbers including exponents and radicals.</w:t>
+            </w:r>
+          </w:p>
+          <w:p>
+            <w:pPr>
+              <w:spacing w:before="0" w:after="60"/>
+            </w:pPr>
+            <w:r>
+              <w:rPr>
+                <w:b/>
+                <w:i w:val="0"/>
+                <w:color w:val="1A1A1A"/>
+                <w:sz w:val="21"/>
+              </w:rPr>
+              <w:t>Must.</w:t>
+            </w:r>
+            <w:r>
+              <w:rPr>
+                <w:b w:val="0"/>
+                <w:i w:val="0"/>
+                <w:color w:val="1A1A1A"/>
+                <w:sz w:val="21"/>
+              </w:rPr>
+              <w:t xml:space="preserve">  Evaluate expressions containing square roots, cube roots and integer exponents, simplifying radicals by factoring within the benchmark's lists.</w:t>
+            </w:r>
+          </w:p>
+          <w:p>
+            <w:pPr>
+              <w:spacing w:before="0" w:after="80"/>
+            </w:pPr>
+            <w:r>
+              <w:rPr>
+                <w:b/>
+                <w:i w:val="0"/>
+                <w:color w:val="1A1A1A"/>
+                <w:sz w:val="21"/>
+              </w:rPr>
+              <w:t>Must not.</w:t>
+            </w:r>
+            <w:r>
+              <w:rPr>
+                <w:b w:val="0"/>
+                <w:i w:val="0"/>
+                <w:color w:val="1A1A1A"/>
+                <w:sz w:val="21"/>
+              </w:rPr>
+              <w:t xml:space="preserve">  Perfect squares up to 225 and perfect cubes from −125 to 125, or fractions whose parts are each in those lists. Estimating a root that is not perfect was Unit 2. No fractional exponents.</w:t>
+            </w:r>
+          </w:p>
+        </w:tc>
+      </w:tr>
+    </w:tbl>
     <w:p>
       <w:pPr>
-        <w:keepNext/>
-        <w:spacing w:before="200" w:after="120"/>
-        <w:pBdr>
-          <w:bottom w:val="single" w:sz="8" w:space="2" w:color="1A1A1A"/>
-        </w:pBdr>
+        <w:spacing w:after="0" w:before="0" w:line="20" w:lineRule="exact"/>
       </w:pPr>
       <w:r>
         <w:rPr>
-          <w:b/>
-          <w:i w:val="0"/>
-          <w:color w:val="1A1A1A"/>
-          <w:sz w:val="24"/>
+          <w:sz w:val="2"/>
         </w:rPr>
-        <w:t>2.  Standards</w:t>
-      </w:r>
-    </w:p>
-    <w:p>
-      <w:pPr>
-        <w:spacing w:before="40" w:after="80"/>
-      </w:pPr>
-      <w:r>
-        <w:rPr>
-          <w:b/>
-          <w:i w:val="0"/>
-          <w:color w:val="1A1A1A"/>
-          <w:sz w:val="21"/>
-        </w:rPr>
-        <w:t>MA.8.NSO.1.7</w:t>
-      </w:r>
-      <w:r>
-        <w:rPr>
-          <w:b w:val="0"/>
-          <w:i w:val="0"/>
-          <w:color w:val="1A1A1A"/>
-          <w:sz w:val="21"/>
-        </w:rPr>
-        <w:t xml:space="preserve">  Solve multi-step mathematical and real-world problems involving the order of operations with rational numbers including exponents and radicals.</w:t>
-      </w:r>
-    </w:p>
-    <w:p>
-      <w:pPr>
-        <w:spacing w:before="0" w:after="60"/>
-      </w:pPr>
-      <w:r>
-        <w:rPr>
-          <w:b/>
-          <w:i w:val="0"/>
-          <w:color w:val="1A1A1A"/>
-          <w:sz w:val="21"/>
-        </w:rPr>
-        <w:t>Must.</w:t>
-      </w:r>
-      <w:r>
-        <w:rPr>
-          <w:b w:val="0"/>
-          <w:i w:val="0"/>
-          <w:color w:val="1A1A1A"/>
-          <w:sz w:val="21"/>
-        </w:rPr>
-        <w:t xml:space="preserve">  Evaluate expressions containing square roots, cube roots and integer exponents, simplifying radicals by factoring within the benchmark's lists.</w:t>
-      </w:r>
-    </w:p>
-    <w:p>
-      <w:pPr>
-        <w:spacing w:before="0" w:after="80"/>
-      </w:pPr>
-      <w:r>
-        <w:rPr>
-          <w:b/>
-          <w:i w:val="0"/>
-          <w:color w:val="1A1A1A"/>
-          <w:sz w:val="21"/>
-        </w:rPr>
-        <w:t>Must not.</w:t>
-      </w:r>
-      <w:r>
-        <w:rPr>
-          <w:b w:val="0"/>
-          <w:i w:val="0"/>
-          <w:color w:val="1A1A1A"/>
-          <w:sz w:val="21"/>
-        </w:rPr>
-        <w:t xml:space="preserve">  Perfect squares up to 225 and perfect cubes from −125 to 125, or fractions whose parts are each in those lists. Estimating a root that is not perfect was Unit 2. No fractional exponents.</w:t>
       </w:r>
     </w:p>
     <w:p>
@@ -719,6 +762,7 @@
           </w:tcPr>
           <w:p>
             <w:pPr>
+              <w:keepNext/>
               <w:spacing w:after="0"/>
               <w:jc w:val="center"/>
             </w:pPr>
@@ -752,6 +796,7 @@
           </w:tcPr>
           <w:p>
             <w:pPr>
+              <w:keepNext/>
               <w:spacing w:after="0"/>
               <w:jc w:val="center"/>
             </w:pPr>
@@ -785,6 +830,7 @@
           </w:tcPr>
           <w:p>
             <w:pPr>
+              <w:keepNext/>
               <w:spacing w:after="0"/>
               <w:jc w:val="center"/>
             </w:pPr>
@@ -1105,114 +1151,157 @@
         </w:rPr>
       </w:r>
     </w:p>
+    <w:tbl>
+      <w:tblPr>
+        <w:tblLayout w:type="fixed"/>
+        <w:tblLook w:firstColumn="1" w:firstRow="1" w:lastColumn="0" w:lastRow="0" w:noHBand="0" w:noVBand="1" w:val="04A0"/>
+        <w:tblLayout w:type="fixed"/>
+        <w:tblW w:w="9360" w:type="dxa"/>
+      </w:tblPr>
+      <w:tblGrid>
+        <w:gridCol w:w="9360"/>
+      </w:tblGrid>
+      <w:tr>
+        <w:trPr>
+          <w:cantSplit/>
+        </w:trPr>
+        <w:tc>
+          <w:tcPr>
+            <w:tcW w:type="dxa" w:w="9360"/>
+            <w:tcBorders>
+              <w:top w:val="nil"/>
+              <w:left w:val="nil"/>
+              <w:bottom w:val="nil"/>
+              <w:right w:val="nil"/>
+            </w:tcBorders>
+            <w:tcMar>
+              <w:top w:w="0" w:type="dxa"/>
+              <w:left w:w="0" w:type="dxa"/>
+              <w:bottom w:w="0" w:type="dxa"/>
+              <w:right w:w="0" w:type="dxa"/>
+            </w:tcMar>
+          </w:tcPr>
+          <w:p>
+            <w:pPr>
+              <w:keepNext/>
+              <w:spacing w:before="200" w:after="120"/>
+              <w:pBdr>
+                <w:bottom w:val="single" w:sz="8" w:space="2" w:color="1A1A1A"/>
+              </w:pBdr>
+            </w:pPr>
+            <w:r>
+              <w:rPr>
+                <w:b/>
+                <w:i w:val="0"/>
+                <w:color w:val="1A1A1A"/>
+                <w:sz w:val="24"/>
+              </w:rPr>
+              <w:t>4.  Learning Target and Essential Question</w:t>
+            </w:r>
+          </w:p>
+          <w:p>
+            <w:pPr>
+              <w:spacing w:before="40" w:after="60"/>
+            </w:pPr>
+            <w:r>
+              <w:rPr>
+                <w:b/>
+                <w:i w:val="0"/>
+                <w:color w:val="1A1A1A"/>
+                <w:sz w:val="21"/>
+              </w:rPr>
+              <w:t>Learning target.</w:t>
+            </w:r>
+            <w:r>
+              <w:rPr>
+                <w:b w:val="0"/>
+                <w:i w:val="0"/>
+                <w:color w:val="1A1A1A"/>
+                <w:sz w:val="21"/>
+              </w:rPr>
+              <w:t xml:space="preserve">  I can evaluate an expression that contains square roots, cube roots and integer exponents.</w:t>
+            </w:r>
+          </w:p>
+          <w:p>
+            <w:pPr>
+              <w:spacing w:before="0" w:after="60"/>
+            </w:pPr>
+            <w:r>
+              <w:rPr>
+                <w:b/>
+                <w:i w:val="0"/>
+                <w:color w:val="1A1A1A"/>
+                <w:sz w:val="21"/>
+              </w:rPr>
+              <w:t>Essential question.</w:t>
+            </w:r>
+            <w:r>
+              <w:rPr>
+                <w:b w:val="0"/>
+                <w:i w:val="0"/>
+                <w:color w:val="1A1A1A"/>
+                <w:sz w:val="21"/>
+              </w:rPr>
+              <w:t xml:space="preserve">  What does the radical bar do to the order in which an expression is evaluated?</w:t>
+            </w:r>
+          </w:p>
+          <w:p>
+            <w:pPr>
+              <w:spacing w:before="0" w:after="40"/>
+            </w:pPr>
+            <w:r>
+              <w:rPr>
+                <w:b/>
+                <w:i w:val="0"/>
+                <w:color w:val="1A1A1A"/>
+                <w:sz w:val="20"/>
+              </w:rPr>
+              <w:t>Building on.</w:t>
+            </w:r>
+            <w:r>
+              <w:rPr>
+                <w:b w:val="0"/>
+                <w:i w:val="0"/>
+                <w:color w:val="1A1A1A"/>
+                <w:sz w:val="20"/>
+              </w:rPr>
+              <w:t xml:space="preserve">  Unit 2 (2.01–2.06) — perfect squares, perfect cubes and the principal square root; 3.04 — negative exponents; Grade 6 — the order of operations.</w:t>
+            </w:r>
+          </w:p>
+          <w:p>
+            <w:pPr>
+              <w:spacing w:before="0" w:after="80"/>
+            </w:pPr>
+            <w:r>
+              <w:rPr>
+                <w:b/>
+                <w:i w:val="0"/>
+                <w:color w:val="1A1A1A"/>
+                <w:sz w:val="20"/>
+              </w:rPr>
+              <w:t>Working toward.</w:t>
+            </w:r>
+            <w:r>
+              <w:rPr>
+                <w:b w:val="0"/>
+                <w:i w:val="0"/>
+                <w:color w:val="1A1A1A"/>
+                <w:sz w:val="20"/>
+              </w:rPr>
+              <w:t xml:space="preserve">  4.06 — the whole order of operations at once; 4.07–08 — real-world multi-step problems; MA.912.NSO.1.4 in Algebra 1.</w:t>
+            </w:r>
+          </w:p>
+        </w:tc>
+      </w:tr>
+    </w:tbl>
     <w:p>
       <w:pPr>
-        <w:keepNext/>
-        <w:spacing w:before="200" w:after="120"/>
-        <w:pBdr>
-          <w:bottom w:val="single" w:sz="8" w:space="2" w:color="1A1A1A"/>
-        </w:pBdr>
+        <w:spacing w:after="0" w:before="0" w:line="20" w:lineRule="exact"/>
       </w:pPr>
       <w:r>
         <w:rPr>
-          <w:b/>
-          <w:i w:val="0"/>
-          <w:color w:val="1A1A1A"/>
-          <w:sz w:val="24"/>
+          <w:sz w:val="2"/>
         </w:rPr>
-        <w:t>4.  Learning Target and Essential Question</w:t>
-      </w:r>
-    </w:p>
-    <w:p>
-      <w:pPr>
-        <w:spacing w:before="40" w:after="60"/>
-      </w:pPr>
-      <w:r>
-        <w:rPr>
-          <w:b/>
-          <w:i w:val="0"/>
-          <w:color w:val="1A1A1A"/>
-          <w:sz w:val="21"/>
-        </w:rPr>
-        <w:t>Learning target.</w:t>
-      </w:r>
-      <w:r>
-        <w:rPr>
-          <w:b w:val="0"/>
-          <w:i w:val="0"/>
-          <w:color w:val="1A1A1A"/>
-          <w:sz w:val="21"/>
-        </w:rPr>
-        <w:t xml:space="preserve">  I can evaluate an expression that contains square roots, cube roots and integer exponents.</w:t>
-      </w:r>
-    </w:p>
-    <w:p>
-      <w:pPr>
-        <w:spacing w:before="0" w:after="60"/>
-      </w:pPr>
-      <w:r>
-        <w:rPr>
-          <w:b/>
-          <w:i w:val="0"/>
-          <w:color w:val="1A1A1A"/>
-          <w:sz w:val="21"/>
-        </w:rPr>
-        <w:t>Essential question.</w:t>
-      </w:r>
-      <w:r>
-        <w:rPr>
-          <w:b w:val="0"/>
-          <w:i w:val="0"/>
-          <w:color w:val="1A1A1A"/>
-          <w:sz w:val="21"/>
-        </w:rPr>
-        <w:t xml:space="preserve">  What does the radical bar do to the order in which an expression is evaluated?</w:t>
-      </w:r>
-    </w:p>
-    <w:p>
-      <w:pPr>
-        <w:spacing w:before="0" w:after="40"/>
-      </w:pPr>
-      <w:r>
-        <w:rPr>
-          <w:b/>
-          <w:i w:val="0"/>
-          <w:color w:val="1A1A1A"/>
-          <w:sz w:val="20"/>
-        </w:rPr>
-        <w:t>Building on.</w:t>
-      </w:r>
-      <w:r>
-        <w:rPr>
-          <w:b w:val="0"/>
-          <w:i w:val="0"/>
-          <w:color w:val="1A1A1A"/>
-          <w:sz w:val="20"/>
-        </w:rPr>
-        <w:t xml:space="preserve">  Unit 2 (2.01–2.06) — perfect squares, perfect cubes and the principal square root; 3.04 — negative exponents; Grade 6 — the order of operations.</w:t>
-      </w:r>
-    </w:p>
-    <w:p>
-      <w:pPr>
-        <w:spacing w:before="0" w:after="80"/>
-      </w:pPr>
-      <w:r>
-        <w:rPr>
-          <w:b/>
-          <w:i w:val="0"/>
-          <w:color w:val="1A1A1A"/>
-          <w:sz w:val="20"/>
-        </w:rPr>
-        <w:t>Working toward.</w:t>
-      </w:r>
-      <w:r>
-        <w:rPr>
-          <w:b w:val="0"/>
-          <w:i w:val="0"/>
-          <w:color w:val="1A1A1A"/>
-          <w:sz w:val="20"/>
-        </w:rPr>
-        <w:t xml:space="preserve">  4.06 — the whole order of operations at once; 4.07–08 — real-world multi-step problems; MA.912.NSO.1.4 in Algebra 1.</w:t>
       </w:r>
     </w:p>
     <w:p>
@@ -1285,6 +1374,7 @@
           </w:tcPr>
           <w:p>
             <w:pPr>
+              <w:keepNext/>
               <w:spacing w:after="0"/>
               <w:jc w:val="center"/>
             </w:pPr>
@@ -1318,6 +1408,7 @@
           </w:tcPr>
           <w:p>
             <w:pPr>
+              <w:keepNext/>
               <w:spacing w:after="0"/>
               <w:jc w:val="center"/>
             </w:pPr>
@@ -1351,6 +1442,7 @@
           </w:tcPr>
           <w:p>
             <w:pPr>
+              <w:keepNext/>
               <w:spacing w:after="0"/>
               <w:jc w:val="center"/>
             </w:pPr>
@@ -1384,6 +1476,7 @@
           </w:tcPr>
           <w:p>
             <w:pPr>
+              <w:keepNext/>
               <w:spacing w:after="0"/>
               <w:jc w:val="center"/>
             </w:pPr>
@@ -2811,91 +2904,134 @@
         </w:rPr>
       </w:r>
     </w:p>
+    <w:tbl>
+      <w:tblPr>
+        <w:tblLayout w:type="fixed"/>
+        <w:tblLook w:firstColumn="1" w:firstRow="1" w:lastColumn="0" w:lastRow="0" w:noHBand="0" w:noVBand="1" w:val="04A0"/>
+        <w:tblLayout w:type="fixed"/>
+        <w:tblW w:w="9360" w:type="dxa"/>
+      </w:tblPr>
+      <w:tblGrid>
+        <w:gridCol w:w="9360"/>
+      </w:tblGrid>
+      <w:tr>
+        <w:trPr>
+          <w:cantSplit/>
+        </w:trPr>
+        <w:tc>
+          <w:tcPr>
+            <w:tcW w:type="dxa" w:w="9360"/>
+            <w:tcBorders>
+              <w:top w:val="nil"/>
+              <w:left w:val="nil"/>
+              <w:bottom w:val="nil"/>
+              <w:right w:val="nil"/>
+            </w:tcBorders>
+            <w:tcMar>
+              <w:top w:w="0" w:type="dxa"/>
+              <w:left w:w="0" w:type="dxa"/>
+              <w:bottom w:w="0" w:type="dxa"/>
+              <w:right w:w="0" w:type="dxa"/>
+            </w:tcMar>
+          </w:tcPr>
+          <w:p>
+            <w:pPr>
+              <w:keepNext/>
+              <w:spacing w:before="200" w:after="120"/>
+              <w:pBdr>
+                <w:bottom w:val="single" w:sz="8" w:space="2" w:color="1A1A1A"/>
+              </w:pBdr>
+            </w:pPr>
+            <w:r>
+              <w:rPr>
+                <w:b/>
+                <w:i w:val="0"/>
+                <w:color w:val="1A1A1A"/>
+                <w:sz w:val="24"/>
+              </w:rPr>
+              <w:t>6.  Gradual Release</w:t>
+            </w:r>
+          </w:p>
+          <w:p>
+            <w:pPr>
+              <w:spacing w:before="40" w:after="60"/>
+            </w:pPr>
+            <w:r>
+              <w:rPr>
+                <w:b/>
+                <w:i w:val="0"/>
+                <w:color w:val="1A1A1A"/>
+                <w:sz w:val="21"/>
+              </w:rPr>
+              <w:t>I do.</w:t>
+            </w:r>
+            <w:r>
+              <w:rPr>
+                <w:b w:val="0"/>
+                <w:i w:val="0"/>
+                <w:color w:val="1A1A1A"/>
+                <w:sz w:val="21"/>
+              </w:rPr>
+              <w:t xml:space="preserve">  The Notes slides and the worked half of each Example: the teacher writes, the class copies, and the OFF line is said out loud rather than printed.</w:t>
+            </w:r>
+          </w:p>
+          <w:p>
+            <w:pPr>
+              <w:spacing w:before="0" w:after="60"/>
+            </w:pPr>
+            <w:r>
+              <w:rPr>
+                <w:b/>
+                <w:i w:val="0"/>
+                <w:color w:val="1A1A1A"/>
+                <w:sz w:val="21"/>
+              </w:rPr>
+              <w:t>We do.</w:t>
+            </w:r>
+            <w:r>
+              <w:rPr>
+                <w:b w:val="0"/>
+                <w:i w:val="0"/>
+                <w:color w:val="1A1A1A"/>
+                <w:sz w:val="21"/>
+              </w:rPr>
+              <w:t xml:space="preserve">  Each Example's Your Turn: the same steps on the student's own numbers, revealed and named a minute later.</w:t>
+            </w:r>
+          </w:p>
+          <w:p>
+            <w:pPr>
+              <w:spacing w:before="0" w:after="80"/>
+            </w:pPr>
+            <w:r>
+              <w:rPr>
+                <w:b/>
+                <w:i w:val="0"/>
+                <w:color w:val="1A1A1A"/>
+                <w:sz w:val="21"/>
+              </w:rPr>
+              <w:t>You do.</w:t>
+            </w:r>
+            <w:r>
+              <w:rPr>
+                <w:b w:val="0"/>
+                <w:i w:val="0"/>
+                <w:color w:val="1A1A1A"/>
+                <w:sz w:val="21"/>
+              </w:rPr>
+              <w:t xml:space="preserve">  The nine-question whiteboard round (12 minutes) and then the six-question independent set, silent and written.</w:t>
+            </w:r>
+          </w:p>
+        </w:tc>
+      </w:tr>
+    </w:tbl>
     <w:p>
       <w:pPr>
-        <w:keepNext/>
-        <w:spacing w:before="200" w:after="120"/>
-        <w:pBdr>
-          <w:bottom w:val="single" w:sz="8" w:space="2" w:color="1A1A1A"/>
-        </w:pBdr>
+        <w:spacing w:after="0" w:before="0" w:line="20" w:lineRule="exact"/>
       </w:pPr>
       <w:r>
         <w:rPr>
-          <w:b/>
-          <w:i w:val="0"/>
-          <w:color w:val="1A1A1A"/>
-          <w:sz w:val="24"/>
+          <w:sz w:val="2"/>
         </w:rPr>
-        <w:t>6.  Gradual Release</w:t>
-      </w:r>
-    </w:p>
-    <w:p>
-      <w:pPr>
-        <w:spacing w:before="40" w:after="60"/>
-      </w:pPr>
-      <w:r>
-        <w:rPr>
-          <w:b/>
-          <w:i w:val="0"/>
-          <w:color w:val="1A1A1A"/>
-          <w:sz w:val="21"/>
-        </w:rPr>
-        <w:t>I do.</w:t>
-      </w:r>
-      <w:r>
-        <w:rPr>
-          <w:b w:val="0"/>
-          <w:i w:val="0"/>
-          <w:color w:val="1A1A1A"/>
-          <w:sz w:val="21"/>
-        </w:rPr>
-        <w:t xml:space="preserve">  The Notes slides and the worked half of each Example: the teacher writes, the class copies, and the OFF line is said out loud rather than printed.</w:t>
-      </w:r>
-    </w:p>
-    <w:p>
-      <w:pPr>
-        <w:spacing w:before="0" w:after="60"/>
-      </w:pPr>
-      <w:r>
-        <w:rPr>
-          <w:b/>
-          <w:i w:val="0"/>
-          <w:color w:val="1A1A1A"/>
-          <w:sz w:val="21"/>
-        </w:rPr>
-        <w:t>We do.</w:t>
-      </w:r>
-      <w:r>
-        <w:rPr>
-          <w:b w:val="0"/>
-          <w:i w:val="0"/>
-          <w:color w:val="1A1A1A"/>
-          <w:sz w:val="21"/>
-        </w:rPr>
-        <w:t xml:space="preserve">  Each Example's Your Turn: the same steps on the student's own numbers, revealed and named a minute later.</w:t>
-      </w:r>
-    </w:p>
-    <w:p>
-      <w:pPr>
-        <w:spacing w:before="0" w:after="80"/>
-      </w:pPr>
-      <w:r>
-        <w:rPr>
-          <w:b/>
-          <w:i w:val="0"/>
-          <w:color w:val="1A1A1A"/>
-          <w:sz w:val="21"/>
-        </w:rPr>
-        <w:t>You do.</w:t>
-      </w:r>
-      <w:r>
-        <w:rPr>
-          <w:b w:val="0"/>
-          <w:i w:val="0"/>
-          <w:color w:val="1A1A1A"/>
-          <w:sz w:val="21"/>
-        </w:rPr>
-        <w:t xml:space="preserve">  The nine-question whiteboard round (12 minutes) and then the six-question independent set, silent and written.</w:t>
       </w:r>
     </w:p>
     <w:p>
@@ -2951,6 +3087,7 @@
           </w:tcPr>
           <w:p>
             <w:pPr>
+              <w:keepNext/>
               <w:spacing w:after="0"/>
               <w:jc w:val="center"/>
             </w:pPr>
@@ -2984,6 +3121,7 @@
           </w:tcPr>
           <w:p>
             <w:pPr>
+              <w:keepNext/>
               <w:spacing w:after="0"/>
               <w:jc w:val="center"/>
             </w:pPr>
@@ -3300,6 +3438,7 @@
           </w:tcPr>
           <w:p>
             <w:pPr>
+              <w:keepNext/>
               <w:spacing w:after="0"/>
               <w:jc w:val="center"/>
             </w:pPr>
@@ -3333,6 +3472,7 @@
           </w:tcPr>
           <w:p>
             <w:pPr>
+              <w:keepNext/>
               <w:spacing w:after="0"/>
               <w:jc w:val="center"/>
             </w:pPr>
@@ -3366,6 +3506,7 @@
           </w:tcPr>
           <w:p>
             <w:pPr>
+              <w:keepNext/>
               <w:spacing w:after="0"/>
               <w:jc w:val="center"/>
             </w:pPr>
@@ -3399,6 +3540,7 @@
           </w:tcPr>
           <w:p>
             <w:pPr>
+              <w:keepNext/>
               <w:spacing w:after="0"/>
               <w:jc w:val="center"/>
             </w:pPr>
@@ -4791,246 +4933,332 @@
         <w:t xml:space="preserve">  When a board splits — no option holding about two-thirds of the room — sixty seconds of “convince the person next to you”, then re-vote, then reveal. The minute comes out of the whiteboard remainder.</w:t>
       </w:r>
     </w:p>
+    <w:tbl>
+      <w:tblPr>
+        <w:tblLayout w:type="fixed"/>
+        <w:tblLook w:firstColumn="1" w:firstRow="1" w:lastColumn="0" w:lastRow="0" w:noHBand="0" w:noVBand="1" w:val="04A0"/>
+        <w:tblLayout w:type="fixed"/>
+        <w:tblW w:w="9360" w:type="dxa"/>
+      </w:tblPr>
+      <w:tblGrid>
+        <w:gridCol w:w="9360"/>
+      </w:tblGrid>
+      <w:tr>
+        <w:trPr>
+          <w:cantSplit/>
+        </w:trPr>
+        <w:tc>
+          <w:tcPr>
+            <w:tcW w:type="dxa" w:w="9360"/>
+            <w:tcBorders>
+              <w:top w:val="nil"/>
+              <w:left w:val="nil"/>
+              <w:bottom w:val="nil"/>
+              <w:right w:val="nil"/>
+            </w:tcBorders>
+            <w:tcMar>
+              <w:top w:w="0" w:type="dxa"/>
+              <w:left w:w="0" w:type="dxa"/>
+              <w:bottom w:w="0" w:type="dxa"/>
+              <w:right w:w="0" w:type="dxa"/>
+            </w:tcMar>
+          </w:tcPr>
+          <w:p>
+            <w:pPr>
+              <w:keepNext/>
+              <w:spacing w:before="200" w:after="120"/>
+              <w:pBdr>
+                <w:bottom w:val="single" w:sz="8" w:space="2" w:color="1A1A1A"/>
+              </w:pBdr>
+            </w:pPr>
+            <w:r>
+              <w:rPr>
+                <w:b/>
+                <w:i w:val="0"/>
+                <w:color w:val="1A1A1A"/>
+                <w:sz w:val="24"/>
+              </w:rPr>
+              <w:t>9.  Differentiation</w:t>
+            </w:r>
+          </w:p>
+          <w:p>
+            <w:pPr>
+              <w:spacing w:before="40" w:after="60"/>
+            </w:pPr>
+            <w:r>
+              <w:rPr>
+                <w:b/>
+                <w:i w:val="0"/>
+                <w:color w:val="1A1A1A"/>
+                <w:sz w:val="21"/>
+              </w:rPr>
+              <w:t>ESE / IEP.</w:t>
+            </w:r>
+            <w:r>
+              <w:rPr>
+                <w:b w:val="0"/>
+                <w:i w:val="0"/>
+                <w:color w:val="1A1A1A"/>
+                <w:sz w:val="21"/>
+              </w:rPr>
+              <w:t xml:space="preserve">  Give the perfect-square and perfect-cube lists from Unit 2's reference sheet and let them stay out; a root is a lookup today, not a recall. On every board with arithmetic under the bar, the student draws a box around the radicand before writing anything, so the grouping is a physical act.</w:t>
+            </w:r>
+          </w:p>
+          <w:p>
+            <w:pPr>
+              <w:spacing w:before="0" w:after="60"/>
+            </w:pPr>
+            <w:r>
+              <w:rPr>
+                <w:b/>
+                <w:i w:val="0"/>
+                <w:color w:val="1A1A1A"/>
+                <w:sz w:val="21"/>
+              </w:rPr>
+              <w:t>ELL.</w:t>
+            </w:r>
+            <w:r>
+              <w:rPr>
+                <w:b w:val="0"/>
+                <w:i w:val="0"/>
+                <w:color w:val="1A1A1A"/>
+                <w:sz w:val="21"/>
+              </w:rPr>
+              <w:t xml:space="preserve">  Radicand and radical are the two new nouns, and they are easy to confuse because they sound alike. Write √25 once with RADICAL circling the whole symbol and RADICAND labelling only the 25, and point at the labels on every board.</w:t>
+            </w:r>
+          </w:p>
+          <w:p>
+            <w:pPr>
+              <w:spacing w:before="0" w:after="80"/>
+            </w:pPr>
+            <w:r>
+              <w:rPr>
+                <w:b/>
+                <w:i w:val="0"/>
+                <w:color w:val="1A1A1A"/>
+                <w:sz w:val="21"/>
+              </w:rPr>
+              <w:t>Enrichment.</w:t>
+            </w:r>
+            <w:r>
+              <w:rPr>
+                <w:b w:val="0"/>
+                <w:i w:val="0"/>
+                <w:color w:val="1A1A1A"/>
+                <w:sz w:val="21"/>
+              </w:rPr>
+              <w:t xml:space="preserve">  Ask for a pair of numbers for which √(a + b) really does equal √a + √b, and what has to be true of them. Then ask why the same question for a product has a different answer.</w:t>
+            </w:r>
+          </w:p>
+        </w:tc>
+      </w:tr>
+    </w:tbl>
     <w:p>
       <w:pPr>
-        <w:keepNext/>
-        <w:spacing w:before="200" w:after="120"/>
-        <w:pBdr>
-          <w:bottom w:val="single" w:sz="8" w:space="2" w:color="1A1A1A"/>
-        </w:pBdr>
+        <w:spacing w:after="0" w:before="0" w:line="20" w:lineRule="exact"/>
       </w:pPr>
       <w:r>
         <w:rPr>
-          <w:b/>
-          <w:i w:val="0"/>
-          <w:color w:val="1A1A1A"/>
-          <w:sz w:val="24"/>
+          <w:sz w:val="2"/>
         </w:rPr>
-        <w:t>9.  Differentiation</w:t>
       </w:r>
     </w:p>
+    <w:tbl>
+      <w:tblPr>
+        <w:tblLayout w:type="fixed"/>
+        <w:tblLook w:firstColumn="1" w:firstRow="1" w:lastColumn="0" w:lastRow="0" w:noHBand="0" w:noVBand="1" w:val="04A0"/>
+        <w:tblLayout w:type="fixed"/>
+        <w:tblW w:w="9360" w:type="dxa"/>
+      </w:tblPr>
+      <w:tblGrid>
+        <w:gridCol w:w="9360"/>
+      </w:tblGrid>
+      <w:tr>
+        <w:trPr>
+          <w:cantSplit/>
+        </w:trPr>
+        <w:tc>
+          <w:tcPr>
+            <w:tcW w:type="dxa" w:w="9360"/>
+            <w:tcBorders>
+              <w:top w:val="nil"/>
+              <w:left w:val="nil"/>
+              <w:bottom w:val="nil"/>
+              <w:right w:val="nil"/>
+            </w:tcBorders>
+            <w:tcMar>
+              <w:top w:w="0" w:type="dxa"/>
+              <w:left w:w="0" w:type="dxa"/>
+              <w:bottom w:w="0" w:type="dxa"/>
+              <w:right w:w="0" w:type="dxa"/>
+            </w:tcMar>
+          </w:tcPr>
+          <w:p>
+            <w:pPr>
+              <w:keepNext/>
+              <w:spacing w:before="200" w:after="120"/>
+              <w:pBdr>
+                <w:bottom w:val="single" w:sz="8" w:space="2" w:color="1A1A1A"/>
+              </w:pBdr>
+            </w:pPr>
+            <w:r>
+              <w:rPr>
+                <w:b/>
+                <w:i w:val="0"/>
+                <w:color w:val="1A1A1A"/>
+                <w:sz w:val="24"/>
+              </w:rPr>
+              <w:t>10.  Closure, Vocabulary, Materials, Practice</w:t>
+            </w:r>
+          </w:p>
+          <w:p>
+            <w:pPr>
+              <w:spacing w:before="40" w:after="60"/>
+            </w:pPr>
+            <w:r>
+              <w:rPr>
+                <w:b/>
+                <w:i w:val="0"/>
+                <w:color w:val="1A1A1A"/>
+                <w:sz w:val="21"/>
+              </w:rPr>
+              <w:t>Closure.</w:t>
+            </w:r>
+            <w:r>
+              <w:rPr>
+                <w:b w:val="0"/>
+                <w:i w:val="0"/>
+                <w:color w:val="1A1A1A"/>
+                <w:sz w:val="21"/>
+              </w:rPr>
+              <w:t xml:space="preserve">  Board 9 is written work and it is the exit evidence: the student has to say which root Simon's rule belongs to, not only that he is wrong, and give −3. Read the boards, not the papers.</w:t>
+            </w:r>
+          </w:p>
+          <w:p>
+            <w:pPr>
+              <w:spacing w:before="0" w:after="60"/>
+            </w:pPr>
+            <w:r>
+              <w:rPr>
+                <w:b/>
+                <w:i w:val="0"/>
+                <w:color w:val="1A1A1A"/>
+                <w:sz w:val="21"/>
+              </w:rPr>
+              <w:t>Vocabulary.</w:t>
+            </w:r>
+            <w:r>
+              <w:rPr>
+                <w:b w:val="0"/>
+                <w:i w:val="0"/>
+                <w:color w:val="1A1A1A"/>
+                <w:sz w:val="21"/>
+              </w:rPr>
+              <w:t xml:space="preserve">  </w:t>
+            </w:r>
+            <w:r>
+              <w:rPr>
+                <w:b/>
+                <w:i w:val="0"/>
+                <w:color w:val="0B5394"/>
+                <w:sz w:val="21"/>
+              </w:rPr>
+              <w:t>radical</w:t>
+            </w:r>
+            <w:r>
+              <w:rPr>
+                <w:b w:val="0"/>
+                <w:i w:val="0"/>
+                <w:color w:val="1A1A1A"/>
+                <w:sz w:val="21"/>
+              </w:rPr>
+              <w:t xml:space="preserve">; </w:t>
+            </w:r>
+            <w:r>
+              <w:rPr>
+                <w:b/>
+                <w:i w:val="0"/>
+                <w:color w:val="0B5394"/>
+                <w:sz w:val="21"/>
+              </w:rPr>
+              <w:t>radicand</w:t>
+            </w:r>
+            <w:r>
+              <w:rPr>
+                <w:b w:val="0"/>
+                <w:i w:val="0"/>
+                <w:color w:val="1A1A1A"/>
+                <w:sz w:val="21"/>
+              </w:rPr>
+              <w:t xml:space="preserve">; </w:t>
+            </w:r>
+            <w:r>
+              <w:rPr>
+                <w:b/>
+                <w:i w:val="0"/>
+                <w:color w:val="0B5394"/>
+                <w:sz w:val="21"/>
+              </w:rPr>
+              <w:t>principal square root</w:t>
+            </w:r>
+          </w:p>
+          <w:p>
+            <w:pPr>
+              <w:spacing w:before="0" w:after="60"/>
+            </w:pPr>
+            <w:r>
+              <w:rPr>
+                <w:b/>
+                <w:i w:val="0"/>
+                <w:color w:val="1A1A1A"/>
+                <w:sz w:val="21"/>
+              </w:rPr>
+              <w:t>Materials.</w:t>
+            </w:r>
+            <w:r>
+              <w:rPr>
+                <w:b w:val="0"/>
+                <w:i w:val="0"/>
+                <w:color w:val="1A1A1A"/>
+                <w:sz w:val="21"/>
+              </w:rPr>
+              <w:t xml:space="preserve">  Whiteboards and markers, and Unit 2's reference sheet if students still want the perfect-square list. Calculators are allowed on everything; a calculator will refuse the cube root of a negative on some models, which is worth showing once and explaining rather than trusting.</w:t>
+            </w:r>
+          </w:p>
+          <w:p>
+            <w:pPr>
+              <w:spacing w:before="0" w:after="80"/>
+            </w:pPr>
+            <w:r>
+              <w:rPr>
+                <w:b/>
+                <w:i w:val="0"/>
+                <w:color w:val="1A1A1A"/>
+                <w:sz w:val="21"/>
+              </w:rPr>
+              <w:t>Practice.</w:t>
+            </w:r>
+            <w:r>
+              <w:rPr>
+                <w:b w:val="0"/>
+                <w:i w:val="0"/>
+                <w:color w:val="1A1A1A"/>
+                <w:sz w:val="21"/>
+              </w:rPr>
+              <w:t xml:space="preserve">  The six-question independent set is worked silently in class; whatever is not finished goes home. IXL, all skills required to a SmartScore of 67, this skill continues tomorrow: one assignment, due at the start of the class after 4.06: Evaluate radical expressions — D8J.</w:t>
+            </w:r>
+          </w:p>
+        </w:tc>
+      </w:tr>
+    </w:tbl>
     <w:p>
       <w:pPr>
-        <w:spacing w:before="40" w:after="60"/>
+        <w:spacing w:after="0" w:before="0" w:line="20" w:lineRule="exact"/>
       </w:pPr>
       <w:r>
         <w:rPr>
-          <w:b/>
-          <w:i w:val="0"/>
-          <w:color w:val="1A1A1A"/>
-          <w:sz w:val="21"/>
+          <w:sz w:val="2"/>
         </w:rPr>
-        <w:t>ESE / IEP.</w:t>
-      </w:r>
-      <w:r>
-        <w:rPr>
-          <w:b w:val="0"/>
-          <w:i w:val="0"/>
-          <w:color w:val="1A1A1A"/>
-          <w:sz w:val="21"/>
-        </w:rPr>
-        <w:t xml:space="preserve">  Give the perfect-square and perfect-cube lists from Unit 2's reference sheet and let them stay out; a root is a lookup today, not a recall. On every board with arithmetic under the bar, the student draws a box around the radicand before writing anything, so the grouping is a physical act.</w:t>
-      </w:r>
-    </w:p>
-    <w:p>
-      <w:pPr>
-        <w:spacing w:before="0" w:after="60"/>
-      </w:pPr>
-      <w:r>
-        <w:rPr>
-          <w:b/>
-          <w:i w:val="0"/>
-          <w:color w:val="1A1A1A"/>
-          <w:sz w:val="21"/>
-        </w:rPr>
-        <w:t>ELL.</w:t>
-      </w:r>
-      <w:r>
-        <w:rPr>
-          <w:b w:val="0"/>
-          <w:i w:val="0"/>
-          <w:color w:val="1A1A1A"/>
-          <w:sz w:val="21"/>
-        </w:rPr>
-        <w:t xml:space="preserve">  Radicand and radical are the two new nouns, and they are easy to confuse because they sound alike. Write √25 once with RADICAL circling the whole symbol and RADICAND labelling only the 25, and point at the labels on every board.</w:t>
-      </w:r>
-    </w:p>
-    <w:p>
-      <w:pPr>
-        <w:spacing w:before="0" w:after="80"/>
-      </w:pPr>
-      <w:r>
-        <w:rPr>
-          <w:b/>
-          <w:i w:val="0"/>
-          <w:color w:val="1A1A1A"/>
-          <w:sz w:val="21"/>
-        </w:rPr>
-        <w:t>Enrichment.</w:t>
-      </w:r>
-      <w:r>
-        <w:rPr>
-          <w:b w:val="0"/>
-          <w:i w:val="0"/>
-          <w:color w:val="1A1A1A"/>
-          <w:sz w:val="21"/>
-        </w:rPr>
-        <w:t xml:space="preserve">  Ask for a pair of numbers for which √(a + b) really does equal √a + √b, and what has to be true of them. Then ask why the same question for a product has a different answer.</w:t>
-      </w:r>
-    </w:p>
-    <w:p>
-      <w:pPr>
-        <w:keepNext/>
-        <w:spacing w:before="200" w:after="120"/>
-        <w:pBdr>
-          <w:bottom w:val="single" w:sz="8" w:space="2" w:color="1A1A1A"/>
-        </w:pBdr>
-      </w:pPr>
-      <w:r>
-        <w:rPr>
-          <w:b/>
-          <w:i w:val="0"/>
-          <w:color w:val="1A1A1A"/>
-          <w:sz w:val="24"/>
-        </w:rPr>
-        <w:t>10.  Closure, Vocabulary, Materials, Practice</w:t>
-      </w:r>
-    </w:p>
-    <w:p>
-      <w:pPr>
-        <w:spacing w:before="40" w:after="60"/>
-      </w:pPr>
-      <w:r>
-        <w:rPr>
-          <w:b/>
-          <w:i w:val="0"/>
-          <w:color w:val="1A1A1A"/>
-          <w:sz w:val="21"/>
-        </w:rPr>
-        <w:t>Closure.</w:t>
-      </w:r>
-      <w:r>
-        <w:rPr>
-          <w:b w:val="0"/>
-          <w:i w:val="0"/>
-          <w:color w:val="1A1A1A"/>
-          <w:sz w:val="21"/>
-        </w:rPr>
-        <w:t xml:space="preserve">  Board 9 is written work and it is the exit evidence: the student has to say which root Simon's rule belongs to, not only that he is wrong, and give −3. Read the boards, not the papers.</w:t>
-      </w:r>
-    </w:p>
-    <w:p>
-      <w:pPr>
-        <w:spacing w:before="0" w:after="60"/>
-      </w:pPr>
-      <w:r>
-        <w:rPr>
-          <w:b/>
-          <w:i w:val="0"/>
-          <w:color w:val="1A1A1A"/>
-          <w:sz w:val="21"/>
-        </w:rPr>
-        <w:t>Vocabulary.</w:t>
-      </w:r>
-      <w:r>
-        <w:rPr>
-          <w:b w:val="0"/>
-          <w:i w:val="0"/>
-          <w:color w:val="1A1A1A"/>
-          <w:sz w:val="21"/>
-        </w:rPr>
-        <w:t xml:space="preserve">  </w:t>
-      </w:r>
-      <w:r>
-        <w:rPr>
-          <w:b/>
-          <w:i w:val="0"/>
-          <w:color w:val="0B5394"/>
-          <w:sz w:val="21"/>
-        </w:rPr>
-        <w:t>radical</w:t>
-      </w:r>
-      <w:r>
-        <w:rPr>
-          <w:b w:val="0"/>
-          <w:i w:val="0"/>
-          <w:color w:val="1A1A1A"/>
-          <w:sz w:val="21"/>
-        </w:rPr>
-        <w:t xml:space="preserve">; </w:t>
-      </w:r>
-      <w:r>
-        <w:rPr>
-          <w:b/>
-          <w:i w:val="0"/>
-          <w:color w:val="0B5394"/>
-          <w:sz w:val="21"/>
-        </w:rPr>
-        <w:t>radicand</w:t>
-      </w:r>
-      <w:r>
-        <w:rPr>
-          <w:b w:val="0"/>
-          <w:i w:val="0"/>
-          <w:color w:val="1A1A1A"/>
-          <w:sz w:val="21"/>
-        </w:rPr>
-        <w:t xml:space="preserve">; </w:t>
-      </w:r>
-      <w:r>
-        <w:rPr>
-          <w:b/>
-          <w:i w:val="0"/>
-          <w:color w:val="0B5394"/>
-          <w:sz w:val="21"/>
-        </w:rPr>
-        <w:t>principal square root</w:t>
-      </w:r>
-    </w:p>
-    <w:p>
-      <w:pPr>
-        <w:spacing w:before="0" w:after="60"/>
-      </w:pPr>
-      <w:r>
-        <w:rPr>
-          <w:b/>
-          <w:i w:val="0"/>
-          <w:color w:val="1A1A1A"/>
-          <w:sz w:val="21"/>
-        </w:rPr>
-        <w:t>Materials.</w:t>
-      </w:r>
-      <w:r>
-        <w:rPr>
-          <w:b w:val="0"/>
-          <w:i w:val="0"/>
-          <w:color w:val="1A1A1A"/>
-          <w:sz w:val="21"/>
-        </w:rPr>
-        <w:t xml:space="preserve">  Whiteboards and markers, and Unit 2's reference sheet if students still want the perfect-square list. Calculators are allowed on everything; a calculator will refuse the cube root of a negative on some models, which is worth showing once and explaining rather than trusting.</w:t>
-      </w:r>
-    </w:p>
-    <w:p>
-      <w:pPr>
-        <w:spacing w:before="0" w:after="80"/>
-      </w:pPr>
-      <w:r>
-        <w:rPr>
-          <w:b/>
-          <w:i w:val="0"/>
-          <w:color w:val="1A1A1A"/>
-          <w:sz w:val="21"/>
-        </w:rPr>
-        <w:t>Practice.</w:t>
-      </w:r>
-      <w:r>
-        <w:rPr>
-          <w:b w:val="0"/>
-          <w:i w:val="0"/>
-          <w:color w:val="1A1A1A"/>
-          <w:sz w:val="21"/>
-        </w:rPr>
-        <w:t xml:space="preserve">  The six-question independent set is worked silently in class; whatever is not finished goes home. IXL, all skills required to a SmartScore of 67, this skill continues tomorrow: one assignment, due at the start of the class after 4.06: Evaluate radical expressions — D8J.</w:t>
       </w:r>
     </w:p>
     <w:sectPr>

--- a/a7/packages/A7 Unit 4 - Solving Problems with Rational Numbers/Lesson Plans/A7 4.05  Lesson Plan.docx
+++ b/a7/packages/A7 Unit 4 - Solving Problems with Rational Numbers/Lesson Plans/A7 4.05  Lesson Plan.docx
@@ -4240,7 +4240,7 @@
                 <w:color w:val="9E1B32"/>
                 <w:sz w:val="18"/>
               </w:rPr>
-              <w:t>A — 5</w:t>
+              <w:t>D — 5</w:t>
             </w:r>
           </w:p>
         </w:tc>
@@ -4271,7 +4271,7 @@
                 <w:color w:val="1A1A1A"/>
                 <w:sz w:val="18"/>
               </w:rPr>
-              <w:t>(B) the root of each piece was taken and the results added, 3 + 4 [8.NSO.1.7: the bar groups, so the radicand is 25]; (C) the sum was found and the root was never taken [8.NSO.1.7]; (D) the radicand was halved instead of rooted [Unit 2, 2.02: a root is not a half]</w:t>
+              <w:t>(A) the root of each piece was taken and the results added, 3 + 4 [8.NSO.1.7: the bar groups, so the radicand is 25]; (B) the sum was found and the root was never taken [8.NSO.1.7]; (C) the radicand was halved instead of rooted [Unit 2, 2.02: a root is not a half]</w:t>
             </w:r>
           </w:p>
         </w:tc>
@@ -4400,7 +4400,7 @@
                 <w:color w:val="1A1A1A"/>
                 <w:sz w:val="18"/>
               </w:rPr>
-              <w:t>(B) the sign was dropped [8.NSO.1.7: an odd root keeps the sign of its radicand]; (C) the square root of 64 was taken and the sign kept [B1G-M 8.NSO.1.7 misconception: confusing square roots with cube roots]; (D) the square-root rule for negatives was applied to a cube root [B1G-M 8.NSO.1.7 misconception]</w:t>
+              <w:t>(B) the square-root rule for negatives was applied to a cube root [B1G-M 8.NSO.1.7 misconception]; (C) the square root of 64 was taken and the sign kept [B1G-M 8.NSO.1.7 misconception: confusing square roots with cube roots]; (D) the sign was dropped [8.NSO.1.7: an odd root keeps the sign of its radicand]</w:t>
             </w:r>
           </w:p>
         </w:tc>
